--- a/paper_draft/WatchRansom_IEEE_Paper.docx
+++ b/paper_draft/WatchRansom_IEEE_Paper.docx
@@ -160,18 +160,9 @@
       <w:r>
         <w:rPr>
           <w:rFonts w:ascii="Times New Roman" w:hAnsi="Times New Roman"/>
-          <w:b/>
-          <w:i/>
           <w:sz w:val="18"/>
         </w:rPr>
-        <w:t>Abstract—</w:t>
-      </w:r>
-      <w:r>
-        <w:rPr>
-          <w:rFonts w:ascii="Times New Roman" w:hAnsi="Times New Roman"/>
-          <w:sz w:val="18"/>
-        </w:rPr>
-        <w:t>Ransomware detection based on static signatures fails against previously unseen variants, which has motivated a shift toward behavior-based detection methods. This paper presents WatchRansom, a host-based ransomware detection system that combines a supervised gradient-boosted classifier (XGBoost) with an unsupervised autoencoder for anomaly-based detection of novel threats. The system is built upon a publicly available dynamic-feature dataset [1] and is extended with telemetry collected from continuous host monitoring. Ten-fold cross-validation yields a mean classification accuracy of 98.10% (standard deviation 0.62%), with perfect precision on both ransomware classes and zero goodware samples misclassified as ransomware across the entire evaluation. In addition to reporting detection performance, this paper documents a structured validation of the system across the boundary between offline model training and continuous live operation. This validation identified that three of the twelve features used by the trained classifier, accounting for 41% of its decision weight, were never populated by the deployed monitoring components, despite the model reporting accuracy in excess of 98% under conventional offline evaluation. A further finding showed that a computational optimization intended to reduce monitoring overhead remained thirteen to twenty-six times more expensive than its allotted budget when measured under a realistic process count, despite appearing correct under manual inspection. Two additional experiments — class-weighted training and threshold adjustment — were conducted to address a persistent recall limitation on the encryption-ransomware class and did not produce a meaningful improvement, which is reported as evidence that the limitation originates from the feature representation rather than from model calibration. These results indicate that offline evaluation accuracy is not, by itself, sufficient evidence of correct behavior in a continuously operating machine learning security system, and that validation of the deployment pipeline should be treated as a distinct requirement alongside model accuracy.</w:t>
+        <w:t>Ransomware detection based on static signatures fails against previously unseen variants, motivating behavior-based detection methods. This paper presents WatchRansom, a host-based ransomware detection system combining a supervised gradient-boosted classifier (XGBoost) with an unsupervised autoencoder for anomaly-based detection of novel threats, built upon a publicly available dynamic-feature dataset [1] and extended with continuous host-monitoring telemetry. This paper documents two rounds of structured validation. The first traced the boundary between offline model training and live deployment, finding that three of the twelve trained features, accounting for a substantial share of the classifier's decision weight, were never populated by the deployed monitoring components despite offline accuracy exceeding 98%. The second applied the same scrutiny to the evaluation methodology itself, finding that the originally reported 98.10% ten-fold cross-validation accuracy was inflated by duplicate feature vectors arising from the source dataset's repeated sandbox executions, and that the anomaly-detection component's reported F1-score had been computed on data overlapping its own training set. Correcting both yields a mean classification accuracy of 85.50% under group-aware, repeated cross-validation (interval 84.86%-86.14%) and an anomaly-detection F1-score of 0.637 (standard deviation 0.020 across ten independently seeded models) under a genuinely held-out evaluation split. A subsequent controlled test further found that the system's anomaly-based alert, previously interpreted during a system demonstration as independent corroboration of a live attack, is triggered at a comparably extreme level by the monitoring system's own resource footprint with no attack present, indicating this alert path does not reliably discriminate attack activity from ambient host noise in the tested environment. These results indicate that offline evaluation accuracy is not, by itself, sufficient evidence of correct behavior in a continuously operating machine learning security system, and that the evaluation methodology itself warrants the same validation rigor as the deployment pipeline.</w:t>
       </w:r>
     </w:p>
     <w:p>
@@ -328,7 +319,7 @@
           <w:rFonts w:ascii="Times New Roman" w:hAnsi="Times New Roman"/>
           <w:sz w:val="20"/>
         </w:rPr>
-        <w:t>3) Detection performance is evaluated using stratified ten-fold cross-validation, consistent with the methodology of the source dataset [1], yielding a mean accuracy of 98.10%.</w:t>
+        <w:t>3) Detection performance is evaluated using group-aware, repeated ten-fold cross-validation, yielding a mean accuracy of 85.50% (repeated-cross-validation interval 84.86%-86.14%). A conventional shuffled ten-fold cross-validation, consistent with the methodology of the source dataset [1] and reported here for comparison, yields 98.10%; Section IV-G attributes this discrepancy to duplicate feature vectors arising from the source dataset's sandboxed collection methodology, which shuffled cross-validation does not protect against.</w:t>
       </w:r>
     </w:p>
     <w:p>
@@ -341,7 +332,20 @@
           <w:rFonts w:ascii="Times New Roman" w:hAnsi="Times New Roman"/>
           <w:sz w:val="20"/>
         </w:rPr>
-        <w:t>4) Two negative results are reported from attempts to close a persistent recall limitation on the encryption-ransomware class, indicating that the limitation is attributable to the feature representation rather than to model calibration.</w:t>
+        <w:t>4) Two additional experiments — class-weighted training and threshold adjustment — were conducted to address a persistent recall limitation on the encryption-ransomware class and did not produce a meaningful improvement. A subsequent analysis, reported in Section V-C, attributes this limitation to a specific mechanical cause: a subset of encryptor-class samples is feature-identical, at the twelve-feature resolution used by this system, to samples labeled goodware, imposing a hard upper bound on achievable recall that is independent of model calibration.</w:t>
+      </w:r>
+    </w:p>
+    <w:p>
+      <w:pPr>
+        <w:ind w:left="288" w:hanging="288"/>
+        <w:jc w:val="both"/>
+      </w:pPr>
+      <w:r>
+        <w:rPr>
+          <w:rFonts w:ascii="Times New Roman" w:hAnsi="Times New Roman"/>
+          <w:sz w:val="20"/>
+        </w:rPr>
+        <w:t xml:space="preserve">5) A second validation pass applies the same auditing methodology used in Section IV to the evaluation pipeline itself. This pass identifies and corrects duplicate-vector cross-validation leakage and an autoencoder evaluation that overlapped its own training data, and reports a negative-control experiment establishing that the system's anomaly-based alert, previously interpreted during a system demonstration as independent corroboration of a live attack, does not reliably discriminate attack activity from the monitoring system's own ambient resource footprint.</w:t>
       </w:r>
     </w:p>
     <w:p>
@@ -380,7 +384,7 @@
           <w:color w:val="B00000"/>
           <w:sz w:val="18"/>
         </w:rPr>
-        <w:t>[TODO: Expand with broader literature on signature-based AV, dynamic sandbox analysis, and prior ML-based ransomware detection work.]</w:t>
+        <w:t>[TODO: Broadened below with additional ransomware/malware ML detection and evaluation-leakage literature; a dedicated review of signature-based and dynamic-sandbox systems as distinct topics remains open.]</w:t>
       </w:r>
     </w:p>
     <w:p>
@@ -409,6 +413,34 @@
           <w:sz w:val="20"/>
         </w:rPr>
         <w:t>This work adopts the dataset and the ten-fold cross-validation methodology of [1], but restricts the feature set to a twelve-feature subset reproducible through ordinary host monitoring, and evaluates a combination of a gradient-boosted classifier and an autoencoder rather than reproducing the original comparison of classifier types.</w:t>
+      </w:r>
+    </w:p>
+    <w:p>
+      <w:pPr>
+        <w:spacing w:after="0"/>
+        <w:ind w:firstLine="288"/>
+        <w:jc w:val="both"/>
+      </w:pPr>
+      <w:r>
+        <w:rPr>
+          <w:rFonts w:ascii="Times New Roman" w:hAnsi="Times New Roman"/>
+          <w:sz w:val="20"/>
+        </w:rPr>
+        <w:t>Related work on ransomware detection using machine learning spans a range of classifier families and dataset construction methods. Masum et al. [2] compared Decision Tree, Random Forest, Naive Bayes, Logistic Regression, and neural-network classifiers for ransomware classification, reporting Random Forest as most effective on their dataset. Song et al. [3] conducted a large-scale behavioral characterization spanning 117 published ransomware defense mechanisms together with runtime analysis of real ransomware samples, arguing that deployability is as significant a criterion for practical value as detection accuracy, a position consistent with this paper's emphasis on deployment validation. Onwuegbuche et al. [4] introduced a considerably larger behavioral ransomware dataset spanning 64 families and reported detection rates exceeding 98%; the present work reports a substantially lower, group-validated accuracy on a smaller dataset, a comparison discussed further in Section VI in light of the evaluation-methodology findings in Section IV-G.</w:t>
+      </w:r>
+    </w:p>
+    <w:p>
+      <w:pPr>
+        <w:spacing w:after="0"/>
+        <w:ind w:firstLine="288"/>
+        <w:jc w:val="both"/>
+      </w:pPr>
+      <w:r>
+        <w:rPr>
+          <w:rFonts w:ascii="Times New Roman" w:hAnsi="Times New Roman"/>
+          <w:sz w:val="20"/>
+        </w:rPr>
+        <w:t>Combining a supervised classifier with an unsupervised anomaly detector, structurally similar to the dual-model design adopted in this paper, has precedent in adjacent detection domains; hybrid architectures pairing autoencoder-based anomaly scoring or feature reduction with gradient-boosted classification have been applied to malware and network-intrusion detection, reporting improved detection relative to either component used alone [5]. Separately, data leakage arising from near-duplicate samples appearing on both sides of a training/evaluation split has been identified as a recurring problem in malware-detection machine learning specifically: Liu et al. [6], studying Android malware classifiers, found that a substantial fraction of test samples were identical or near-identical to training samples, inflating reported performance and, in some cases, altering the qualitative conclusions drawn from it. Section IV-G reports an analogous finding for the dataset used in this paper and corrects for it using group-aware cross-validation.</w:t>
       </w:r>
     </w:p>
     <w:p>
@@ -629,7 +661,7 @@
           <w:rFonts w:ascii="Times New Roman" w:hAnsi="Times New Roman"/>
           <w:sz w:val="20"/>
         </w:rPr>
-        <w:t>Prior to reporting detection results, the system was subjected to a structured validation covering the path between the trained model and the continuously operating deployment. This validation traced every trained feature to its corresponding live data source, compared observed live values against the distribution present in the training data, and measured computational cost under realistic operating conditions rather than relying on manual inspection alone. This process identified issues in six areas, described below and summarized in Table I.</w:t>
+        <w:t>Prior to reporting detection results, the system was subjected to a structured validation covering the path between the trained model and the continuously operating deployment. This validation traced every trained feature to its corresponding live data source, compared observed live values against the distribution present in the training data, and measured computational cost under realistic operating conditions rather than relying on manual inspection alone. This process identified issues in six areas, described below and summarized in Table I. A second validation pass, described in Section IV-G, subsequently applied the same methodology to the evaluation pipeline used to assess the system, rather than to the deployment pipeline alone.</w:t>
       </w:r>
     </w:p>
     <w:p>
@@ -798,6 +830,34 @@
           <w:sz w:val="20"/>
         </w:rPr>
         <w:t>The automated response module described in Section III-E was found to be fully implemented but not connected to the alert pipeline at any point in the codebase, such that no automated response could occur regardless of configuration. This was corrected by invoking the response module from the alert system upon a critical classification, while retaining the module's default-disabled configuration.</w:t>
+      </w:r>
+    </w:p>
+    <w:p>
+      <w:pPr>
+        <w:spacing w:before="120" w:after="60"/>
+      </w:pPr>
+      <w:r>
+        <w:rPr>
+          <w:rFonts w:ascii="Times New Roman" w:hAnsi="Times New Roman"/>
+          <w:b/>
+          <w:i/>
+          <w:sz w:val="20"/>
+        </w:rPr>
+        <w:t xml:space="preserve">G. Evaluation Methodology Validation</w:t>
+      </w:r>
+    </w:p>
+    <w:p>
+      <w:pPr>
+        <w:spacing w:after="0"/>
+        <w:ind w:firstLine="288"/>
+        <w:jc w:val="both"/>
+      </w:pPr>
+      <w:r>
+        <w:rPr>
+          <w:rFonts w:ascii="Times New Roman" w:hAnsi="Times New Roman"/>
+          <w:sz w:val="20"/>
+        </w:rPr>
+        <w:t xml:space="preserve">The validation described in Sections IV-A through IV-F concerns the correctness of the deployment pipeline; it does not, by itself, establish that the offline evaluation used to report the system's accuracy is itself methodologically sound. A subsequent pass applied the same scrutiny to the evaluation pipeline and identified two further issues. First, 61.5% of the rows in the final training dataset share an exact twelve-feature vector with at least one other row, a consequence of the source dataset's sandboxed collection methodology, which executed each of forty ransomware and goodware artifacts ten times; conventional shuffled cross-validation does not prevent a duplicated row's near-identical twin from appearing in the training fold when its counterpart is held out for testing, so a held-out evaluation under this scheme can measure memorization of a duplicated example rather than generalization to an unseen one. This was corrected using group-aware cross-validation, grouping by the exact feature vector rather than by row, with zero group-leakage violations confirmed programmatically; the corrected result is reported in Section V-A alongside the original figure. Second, the autoencoder's reported detection F1-score was evaluated against the source dataset's goodware rows, which are also present, unmodified, in the autoencoder's own training data; this evaluation therefore measured reconstruction of previously seen examples rather than generalization to unseen ones. This was corrected by partitioning the goodware corpus, prior to any training, into disjoint subsets for model training, threshold calibration, and final evaluation, and is reported in Section V-B. Both corrections concern how the system's performance is measured, not the deployed model or monitoring implementation, which are unchanged by this validation pass.</w:t>
       </w:r>
     </w:p>
     <w:p>
@@ -1248,7 +1308,7 @@
           <w:rFonts w:ascii="Times New Roman" w:hAnsi="Times New Roman"/>
           <w:sz w:val="20"/>
         </w:rPr>
-        <w:t>Table II reports classification performance using ten-fold stratified cross-validation on the final 2,999-row dataset (1,999 goodware, 800 encryptor ransomware, 200 locker ransomware).</w:t>
+        <w:t>Table II reports classification performance on the final 2,999-row dataset (1,999 goodware, 800 encryptor ransomware, 200 locker ransomware) under three evaluation protocols: the conventional shuffled ten-fold cross-validation used prior to the finding reported in Section IV-G; a single run of group-aware ten-fold cross-validation, correcting the duplicate-vector leakage identified in that section; and the mean of ten independent repetitions of the group-aware procedure, each using an independently randomized group-to-fold assignment, from which an interval is obtained by treating each repetition's mean as one independent replicate.</w:t>
       </w:r>
     </w:p>
     <w:p>
@@ -1269,7 +1329,7 @@
           <w:rFonts w:ascii="Times New Roman" w:hAnsi="Times New Roman"/>
           <w:sz w:val="18"/>
         </w:rPr>
-        <w:t>TEN-FOLD CROSS-VALIDATION SUMMARY</w:t>
+        <w:t>CROSS-VALIDATION SUMMARY: NAIVE VS. GROUP-AWARE</w:t>
       </w:r>
     </w:p>
     <w:tbl>
@@ -1289,15 +1349,7 @@
             <w:tcW w:type="dxa" w:w="5040"/>
           </w:tcPr>
           <w:p>
-            <w:pPr>
-              <w:jc w:val="center"/>
-            </w:pPr>
             <w:r>
-              <w:rPr>
-                <w:rFonts w:ascii="Times New Roman" w:hAnsi="Times New Roman"/>
-                <w:b/>
-                <w:sz w:val="16"/>
-              </w:rPr>
               <w:t>Metric</w:t>
             </w:r>
           </w:p>
@@ -1307,15 +1359,7 @@
             <w:tcW w:type="dxa" w:w="5040"/>
           </w:tcPr>
           <w:p>
-            <w:pPr>
-              <w:jc w:val="center"/>
-            </w:pPr>
             <w:r>
-              <w:rPr>
-                <w:rFonts w:ascii="Times New Roman" w:hAnsi="Times New Roman"/>
-                <w:b/>
-                <w:sz w:val="16"/>
-              </w:rPr>
               <w:t>Value</w:t>
             </w:r>
           </w:p>
@@ -1327,15 +1371,8 @@
             <w:tcW w:type="dxa" w:w="5040"/>
           </w:tcPr>
           <w:p>
-            <w:pPr>
-              <w:jc w:val="center"/>
-            </w:pPr>
             <w:r>
-              <w:rPr>
-                <w:rFonts w:ascii="Times New Roman" w:hAnsi="Times New Roman"/>
-                <w:sz w:val="16"/>
-              </w:rPr>
-              <w:t>Mean accuracy</w:t>
+              <w:t>Naive shuffled 10-fold CV (uncorrected)</w:t>
             </w:r>
           </w:p>
         </w:tc>
@@ -1344,15 +1381,8 @@
             <w:tcW w:type="dxa" w:w="5040"/>
           </w:tcPr>
           <w:p>
-            <w:pPr>
-              <w:jc w:val="center"/>
-            </w:pPr>
             <w:r>
-              <w:rPr>
-                <w:rFonts w:ascii="Times New Roman" w:hAnsi="Times New Roman"/>
-                <w:sz w:val="16"/>
-              </w:rPr>
-              <w:t>98.10%</w:t>
+              <w:t>98.10% (std 0.62%)</w:t>
             </w:r>
           </w:p>
         </w:tc>
@@ -1363,15 +1393,8 @@
             <w:tcW w:type="dxa" w:w="5040"/>
           </w:tcPr>
           <w:p>
-            <w:pPr>
-              <w:jc w:val="center"/>
-            </w:pPr>
             <w:r>
-              <w:rPr>
-                <w:rFonts w:ascii="Times New Roman" w:hAnsi="Times New Roman"/>
-                <w:sz w:val="16"/>
-              </w:rPr>
-              <w:t>Standard deviation</w:t>
+              <w:t>Group-aware 10-fold CV, single run</w:t>
             </w:r>
           </w:p>
         </w:tc>
@@ -1380,15 +1403,8 @@
             <w:tcW w:type="dxa" w:w="5040"/>
           </w:tcPr>
           <w:p>
-            <w:pPr>
-              <w:jc w:val="center"/>
-            </w:pPr>
             <w:r>
-              <w:rPr>
-                <w:rFonts w:ascii="Times New Roman" w:hAnsi="Times New Roman"/>
-                <w:sz w:val="16"/>
-              </w:rPr>
-              <w:t>0.62%</w:t>
+              <w:t>85.59% (std 15.39%)</w:t>
             </w:r>
           </w:p>
         </w:tc>
@@ -1399,15 +1415,8 @@
             <w:tcW w:type="dxa" w:w="5040"/>
           </w:tcPr>
           <w:p>
-            <w:pPr>
-              <w:jc w:val="center"/>
-            </w:pPr>
             <w:r>
-              <w:rPr>
-                <w:rFonts w:ascii="Times New Roman" w:hAnsi="Times New Roman"/>
-                <w:sz w:val="16"/>
-              </w:rPr>
-              <w:t>95% confidence interval</w:t>
+              <w:t>Group-aware CV, 10 repeats, grand mean</w:t>
             </w:r>
           </w:p>
         </w:tc>
@@ -1416,15 +1425,52 @@
             <w:tcW w:type="dxa" w:w="5040"/>
           </w:tcPr>
           <w:p>
-            <w:pPr>
-              <w:jc w:val="center"/>
-            </w:pPr>
             <w:r>
-              <w:rPr>
-                <w:rFonts w:ascii="Times New Roman" w:hAnsi="Times New Roman"/>
-                <w:sz w:val="16"/>
-              </w:rPr>
-              <w:t>97.72% - 98.48%</w:t>
+              <w:t>85.50%</w:t>
+            </w:r>
+          </w:p>
+        </w:tc>
+      </w:tr>
+      <w:tr>
+        <w:tc>
+          <w:tcPr>
+            <w:tcW w:type="dxa" w:w="5040"/>
+          </w:tcPr>
+          <w:p>
+            <w:r>
+              <w:t>Repeated-CV interval (10 replicates)</w:t>
+            </w:r>
+          </w:p>
+        </w:tc>
+        <w:tc>
+          <w:tcPr>
+            <w:tcW w:type="dxa" w:w="5040"/>
+          </w:tcPr>
+          <w:p>
+            <w:r>
+              <w:t>84.86% - 86.14%</w:t>
+            </w:r>
+          </w:p>
+        </w:tc>
+      </w:tr>
+      <w:tr>
+        <w:tc>
+          <w:tcPr>
+            <w:tcW w:type="dxa" w:w="5040"/>
+          </w:tcPr>
+          <w:p>
+            <w:r>
+              <w:t>Raw per-fold range (100 folds, 10 repeats)</w:t>
+            </w:r>
+          </w:p>
+        </w:tc>
+        <w:tc>
+          <w:tcPr>
+            <w:tcW w:type="dxa" w:w="5040"/>
+          </w:tcPr>
+          <w:p>
+            <w:r>
+              <w:t>40.48% - 100.00%</w:t>
             </w:r>
           </w:p>
         </w:tc>
@@ -1449,7 +1495,7 @@
           <w:rFonts w:ascii="Times New Roman" w:hAnsi="Times New Roman"/>
           <w:sz w:val="18"/>
         </w:rPr>
-        <w:t>PER-CLASS CLASSIFICATION PERFORMANCE</w:t>
+        <w:t>PER-CLASS CLASSIFICATION PERFORMANCE (SINGLE GROUP-AWARE RUN; SEE TABLE II FOR THE REPEATED-CV OVERALL ESTIMATE)</w:t>
       </w:r>
     </w:p>
     <w:tbl>
@@ -1471,15 +1517,7 @@
             <w:tcW w:type="dxa" w:w="2520"/>
           </w:tcPr>
           <w:p>
-            <w:pPr>
-              <w:jc w:val="center"/>
-            </w:pPr>
             <w:r>
-              <w:rPr>
-                <w:rFonts w:ascii="Times New Roman" w:hAnsi="Times New Roman"/>
-                <w:b/>
-                <w:sz w:val="16"/>
-              </w:rPr>
               <w:t>Class</w:t>
             </w:r>
           </w:p>
@@ -1489,15 +1527,7 @@
             <w:tcW w:type="dxa" w:w="2520"/>
           </w:tcPr>
           <w:p>
-            <w:pPr>
-              <w:jc w:val="center"/>
-            </w:pPr>
             <w:r>
-              <w:rPr>
-                <w:rFonts w:ascii="Times New Roman" w:hAnsi="Times New Roman"/>
-                <w:b/>
-                <w:sz w:val="16"/>
-              </w:rPr>
               <w:t>Precision</w:t>
             </w:r>
           </w:p>
@@ -1507,15 +1537,7 @@
             <w:tcW w:type="dxa" w:w="2520"/>
           </w:tcPr>
           <w:p>
-            <w:pPr>
-              <w:jc w:val="center"/>
-            </w:pPr>
             <w:r>
-              <w:rPr>
-                <w:rFonts w:ascii="Times New Roman" w:hAnsi="Times New Roman"/>
-                <w:b/>
-                <w:sz w:val="16"/>
-              </w:rPr>
               <w:t>Recall</w:t>
             </w:r>
           </w:p>
@@ -1525,15 +1547,7 @@
             <w:tcW w:type="dxa" w:w="2520"/>
           </w:tcPr>
           <w:p>
-            <w:pPr>
-              <w:jc w:val="center"/>
-            </w:pPr>
             <w:r>
-              <w:rPr>
-                <w:rFonts w:ascii="Times New Roman" w:hAnsi="Times New Roman"/>
-                <w:b/>
-                <w:sz w:val="16"/>
-              </w:rPr>
               <w:t>F1-score</w:t>
             </w:r>
           </w:p>
@@ -1545,14 +1559,7 @@
             <w:tcW w:type="dxa" w:w="2520"/>
           </w:tcPr>
           <w:p>
-            <w:pPr>
-              <w:jc w:val="center"/>
-            </w:pPr>
             <w:r>
-              <w:rPr>
-                <w:rFonts w:ascii="Times New Roman" w:hAnsi="Times New Roman"/>
-                <w:sz w:val="16"/>
-              </w:rPr>
               <w:t>Encryptor (E)</w:t>
             </w:r>
           </w:p>
@@ -1562,15 +1569,8 @@
             <w:tcW w:type="dxa" w:w="2520"/>
           </w:tcPr>
           <w:p>
-            <w:pPr>
-              <w:jc w:val="center"/>
-            </w:pPr>
             <w:r>
-              <w:rPr>
-                <w:rFonts w:ascii="Times New Roman" w:hAnsi="Times New Roman"/>
-                <w:sz w:val="16"/>
-              </w:rPr>
-              <w:t>100.00%</w:t>
+              <w:t>80.26% ± 21.54%</w:t>
             </w:r>
           </w:p>
         </w:tc>
@@ -1579,15 +1579,8 @@
             <w:tcW w:type="dxa" w:w="2520"/>
           </w:tcPr>
           <w:p>
-            <w:pPr>
-              <w:jc w:val="center"/>
-            </w:pPr>
             <w:r>
-              <w:rPr>
-                <w:rFonts w:ascii="Times New Roman" w:hAnsi="Times New Roman"/>
-                <w:sz w:val="16"/>
-              </w:rPr>
-              <w:t>93.00%</w:t>
+              <w:t>84.25% ± 16.51%</w:t>
             </w:r>
           </w:p>
         </w:tc>
@@ -1596,15 +1589,8 @@
             <w:tcW w:type="dxa" w:w="2520"/>
           </w:tcPr>
           <w:p>
-            <w:pPr>
-              <w:jc w:val="center"/>
-            </w:pPr>
             <w:r>
-              <w:rPr>
-                <w:rFonts w:ascii="Times New Roman" w:hAnsi="Times New Roman"/>
-                <w:sz w:val="16"/>
-              </w:rPr>
-              <w:t>96.36%</w:t>
+              <w:t>78.90% ± 15.35%</w:t>
             </w:r>
           </w:p>
         </w:tc>
@@ -1615,14 +1601,7 @@
             <w:tcW w:type="dxa" w:w="2520"/>
           </w:tcPr>
           <w:p>
-            <w:pPr>
-              <w:jc w:val="center"/>
-            </w:pPr>
             <w:r>
-              <w:rPr>
-                <w:rFonts w:ascii="Times New Roman" w:hAnsi="Times New Roman"/>
-                <w:sz w:val="16"/>
-              </w:rPr>
               <w:t>Goodware (G)</w:t>
             </w:r>
           </w:p>
@@ -1632,15 +1611,8 @@
             <w:tcW w:type="dxa" w:w="2520"/>
           </w:tcPr>
           <w:p>
-            <w:pPr>
-              <w:jc w:val="center"/>
-            </w:pPr>
             <w:r>
-              <w:rPr>
-                <w:rFonts w:ascii="Times New Roman" w:hAnsi="Times New Roman"/>
-                <w:sz w:val="16"/>
-              </w:rPr>
-              <w:t>97.23%</w:t>
+              <w:t>96.31% ± 4.95%</w:t>
             </w:r>
           </w:p>
         </w:tc>
@@ -1649,15 +1621,8 @@
             <w:tcW w:type="dxa" w:w="2520"/>
           </w:tcPr>
           <w:p>
-            <w:pPr>
-              <w:jc w:val="center"/>
-            </w:pPr>
             <w:r>
-              <w:rPr>
-                <w:rFonts w:ascii="Times New Roman" w:hAnsi="Times New Roman"/>
-                <w:sz w:val="16"/>
-              </w:rPr>
-              <w:t>100.00%</w:t>
+              <w:t>87.36% ± 25.16%</w:t>
             </w:r>
           </w:p>
         </w:tc>
@@ -1666,15 +1631,8 @@
             <w:tcW w:type="dxa" w:w="2520"/>
           </w:tcPr>
           <w:p>
-            <w:pPr>
-              <w:jc w:val="center"/>
-            </w:pPr>
             <w:r>
-              <w:rPr>
-                <w:rFonts w:ascii="Times New Roman" w:hAnsi="Times New Roman"/>
-                <w:sz w:val="16"/>
-              </w:rPr>
-              <w:t>98.60%</w:t>
+              <w:t>88.53% ± 21.41%</w:t>
             </w:r>
           </w:p>
         </w:tc>
@@ -1685,14 +1643,7 @@
             <w:tcW w:type="dxa" w:w="2520"/>
           </w:tcPr>
           <w:p>
-            <w:pPr>
-              <w:jc w:val="center"/>
-            </w:pPr>
             <w:r>
-              <w:rPr>
-                <w:rFonts w:ascii="Times New Roman" w:hAnsi="Times New Roman"/>
-                <w:sz w:val="16"/>
-              </w:rPr>
               <w:t>Locker (L)</w:t>
             </w:r>
           </w:p>
@@ -1702,15 +1653,8 @@
             <w:tcW w:type="dxa" w:w="2520"/>
           </w:tcPr>
           <w:p>
-            <w:pPr>
-              <w:jc w:val="center"/>
-            </w:pPr>
             <w:r>
-              <w:rPr>
-                <w:rFonts w:ascii="Times New Roman" w:hAnsi="Times New Roman"/>
-                <w:sz w:val="16"/>
-              </w:rPr>
-              <w:t>100.00%</w:t>
+              <w:t>64.89% ± 39.75%</w:t>
             </w:r>
           </w:p>
         </w:tc>
@@ -1719,15 +1663,8 @@
             <w:tcW w:type="dxa" w:w="2520"/>
           </w:tcPr>
           <w:p>
-            <w:pPr>
-              <w:jc w:val="center"/>
-            </w:pPr>
             <w:r>
-              <w:rPr>
-                <w:rFonts w:ascii="Times New Roman" w:hAnsi="Times New Roman"/>
-                <w:sz w:val="16"/>
-              </w:rPr>
-              <w:t>99.50%</w:t>
+              <w:t>69.50% ± 39.65%</w:t>
             </w:r>
           </w:p>
         </w:tc>
@@ -1736,15 +1673,8 @@
             <w:tcW w:type="dxa" w:w="2520"/>
           </w:tcPr>
           <w:p>
-            <w:pPr>
-              <w:jc w:val="center"/>
-            </w:pPr>
             <w:r>
-              <w:rPr>
-                <w:rFonts w:ascii="Times New Roman" w:hAnsi="Times New Roman"/>
-                <w:sz w:val="16"/>
-              </w:rPr>
-              <w:t>99.74%</w:t>
+              <w:t>65.09% ± 37.60%</w:t>
             </w:r>
           </w:p>
         </w:tc>
@@ -1762,7 +1692,7 @@
           <w:rFonts w:ascii="Times New Roman" w:hAnsi="Times New Roman"/>
           <w:sz w:val="20"/>
         </w:rPr>
-        <w:t>The classifier attains perfect precision on both ransomware classes; across the entire cross-validated evaluation, no goodware sample was misclassified as ransomware. The single consistent limitation is recall on the encryptor class (93.00%), corresponding to 56 of 800 samples misclassified as goodware, discussed further in Section V-C. The most important features by XGBoost feature importance were directory_enumerated (27.4%), file_created (13.8%), and apistats (12.8%) — notably, the two highest-ranked features correspond to those affected by the finding reported in Section IV-A, consistent with the correction of their collection having been the appropriate priority.</w:t>
+        <w:t>Under the corrected, group-aware evaluation protocol, the classifier no longer attains near-perfect precision on the goodware class: 245 of 1,999 goodware windows (12.3%) are misclassified as encryptor ransomware in the aggregated confusion matrix, compared to zero under the original shuffled evaluation. Recall on the locker-ransomware class, previously near-perfect, falls to approximately 70%, with the largest fold-to-fold variance of the three classes; this class has only 60 distinct feature vectors among its 200 rows, likely an insufficient number of distinct groups to support a stable per-fold estimate under ten-fold partitioning, and is treated as a data-scarcity limitation rather than a modeling deficiency (Section VI). Repeating the group-aware procedure ten times with independently randomized fold assignments yields a mean accuracy of 85.50%, closely matching the single-run figure of 85.59% and indicating the corrected estimate is not an artifact of one particular partition; the standard error computed across these ten repetitions, a more defensible unit of replication than individual folds within a single run, yields the interval reported in Table II, while the raw per-fold accuracy continues to range from approximately 40% to 100% in every repetition, indicating this spread is a structural property of the data rather than sampling noise that averages out with additional repetitions. The most important features by XGBoost feature importance, in the final model trained on the complete corrected dataset, were directory_enumerated (20.6%), apistats (17.5%), and file_created (14.2%) — the three features affected by the finding reported in Section IV-A, consistent with the correction of their collection having been the appropriate priority.</w:t>
       </w:r>
     </w:p>
     <w:p>
@@ -1773,7 +1703,7 @@
           <w:color w:val="B00000"/>
           <w:sz w:val="18"/>
         </w:rPr>
-        <w:t>[TODO: Insert Fig. showing confusion matrix heatmap and feature importance chart here - see diagrams.txt items 3-4.]</w:t>
+        <w:t>[TODO: Insert Fig. showing paired confusion-matrix heatmaps (naive vs. group-aware evaluation) and the updated feature importance chart here - see diagrams.txt items 3-4.]</w:t>
       </w:r>
     </w:p>
     <w:p>
@@ -1808,7 +1738,7 @@
           <w:rFonts w:ascii="Times New Roman" w:hAnsi="Times New Roman"/>
           <w:sz w:val="18"/>
         </w:rPr>
-        <w:t>AUTOENCODER RESULTS ACROSS RETRAINING CYCLES</w:t>
+        <w:t>AUTOENCODER RESULTS ACROSS RETRAINING CYCLES (ROWS 1-4: HISTORICAL, IN-SAMPLE; ROW 5: HELD-OUT, THIS WORK)</w:t>
       </w:r>
     </w:p>
     <w:tbl>
@@ -2178,6 +2108,48 @@
           </w:p>
         </w:tc>
       </w:tr>
+      <w:tr>
+        <w:tc>
+          <w:tcPr>
+            <w:tcW w:type="dxa" w:w="2520"/>
+          </w:tcPr>
+          <w:p>
+            <w:r>
+              <w:t>Held-out, seeded (this work, mean of 10 seeds)</w:t>
+            </w:r>
+          </w:p>
+        </w:tc>
+        <w:tc>
+          <w:tcPr>
+            <w:tcW w:type="dxa" w:w="2520"/>
+          </w:tcPr>
+          <w:p>
+            <w:r>
+              <w:t>0.545 (final model)</w:t>
+            </w:r>
+          </w:p>
+        </w:tc>
+        <w:tc>
+          <w:tcPr>
+            <w:tcW w:type="dxa" w:w="2520"/>
+          </w:tcPr>
+          <w:p>
+            <w:r>
+              <w:t>0.637 ± 0.020</w:t>
+            </w:r>
+          </w:p>
+        </w:tc>
+        <w:tc>
+          <w:tcPr>
+            <w:tcW w:type="dxa" w:w="2520"/>
+          </w:tcPr>
+          <w:p>
+            <w:r>
+              <w:t>0.774228 (final model)</w:t>
+            </w:r>
+          </w:p>
+        </w:tc>
+      </w:tr>
     </w:tbl>
     <w:p/>
     <w:p>
@@ -2191,7 +2163,7 @@
           <w:rFonts w:ascii="Times New Roman" w:hAnsi="Times New Roman"/>
           <w:sz w:val="20"/>
         </w:rPr>
-        <w:t>The detection F1-score fluctuated across successive retraining cycles despite a monotonic increase in the quantity of real training data. A hypothesis attributing this fluctuation to a small number of high-activity goodware windows widening the model's learned representation of normal behavior was tested directly by excluding the busiest five percent of goodware windows from autoencoder training. This intervention reduced F1-score from 0.6069 to 0.5811 rather than improving it, and was reverted. This outcome is reported as a negative result; the cause of the observed fluctuation remains unresolved and is noted as an open question in Section VI.</w:t>
+        <w:t>The detection F1-score reported across the four retraining cycles above (Table IV, rows 1-4) fluctuated between 0.58 and 0.70 despite a generally increasing quantity of real training data, and each of those four figures was computed on an evaluation set overlapping the autoencoder's own training data, the methodological issue identified in Section IV-G. Correcting for this by partitioning the goodware corpus into disjoint training, threshold-calibration, and evaluation subsets prior to training, and repeating the procedure across ten independently seeded models trained on an identical partition, yields a mean held-out F1-score of 0.637 (standard deviation 0.020, range 0.612-0.680; Table IV, row 5). This seed-only range, obtained with training data and architecture held fixed, spans approximately 55% of the entire historical fluctuation range reported above, indicating that a majority of the previously observed variation across retraining cycles is attributable to unseeded model initialization rather than to the data or methodology changes each cycle was originally attributed to; the remaining variation may still reflect a real effect of those changes, which this analysis does not isolate. A previously tested hypothesis, attributing part of the historical fluctuation to a small number of high-activity goodware windows widening the model's learned representation of normal behavior, was evaluated directly by excluding the busiest five percent of goodware windows from training; this reduced F1-score from 0.6069 to 0.5811 rather than improving it and was reverted, and is reported as a negative result independent of the seed-variance finding above.</w:t>
       </w:r>
     </w:p>
     <w:p>
@@ -2416,7 +2388,7 @@
           <w:rFonts w:ascii="Times New Roman" w:hAnsi="Times New Roman"/>
           <w:sz w:val="20"/>
         </w:rPr>
-        <w:t>Neither intervention produced a meaningful change in encryptor-class recall. The threshold-reduction result is the more informative of the two: if the misclassified samples were borderline cases near the decision threshold, reducing the threshold substantially would be expected to recover a proportion of them. As this did not occur even at a threshold as permissive as 0.30, the misclassified samples appear to be predicted as goodware with high confidence rather than marginal uncertainty, indicating a limitation originating in the feature representation rather than in decision threshold calibration.</w:t>
+        <w:t>Neither intervention produced a meaningful change in encryptor-class recall, and a subsequent inspection of the misclassified samples identifies why: forty of the eight hundred encryptor-ransomware rows have all twelve trained features equal to zero, and are feature-identical to two hundred fifty-five rows labeled goodware. At this resolution, the same input vector carries two different labels, which no classifier can resolve correctly for both simultaneously; this imposes a ceiling on achievable encryptor-class recall of (800-40)/800, or 95.0%, independent of model calibration. All two hundred ninety-five such rows originate from the source dataset's sandboxed collection; none arise from the live-collected goodware corpus. This explains why threshold adjustment, down to a permissive value of 0.30, failed to recover a meaningful proportion of the misclassified samples: their predicted probability of the goodware class is determined by the training-set base rate at this all-zero vector, approximately eighty-seven percent goodware, and is not a borderline value close to any threshold tested.</w:t>
       </w:r>
     </w:p>
     <w:p>
@@ -2472,7 +2444,21 @@
           <w:rFonts w:ascii="Times New Roman" w:hAnsi="Times New Roman"/>
           <w:sz w:val="20"/>
         </w:rPr>
-        <w:t>During preparation of a live system demonstration using a self-contained simulated attack against a dedicated, disposable directory, the autoencoder consistently triggered a critical alert (anomaly score of 1.0) across three independent trials, while the XGBoost classifier output a goodware label in all three. Investigation attributed this discrepancy to the process monitor operating system-wide rather than being scoped to the monitored directory: the monitor observed its own process, whose machine learning library dependencies caused the dll_loaded feature to exceed eleven thousand within the aggregation window, a value more than one hundred times larger than any value present in the training data. The classifier had not been exposed to an input at this magnitude for any class, rendering its output on this input effectively undefined rather than a considered judgment. The autoencoder was not similarly affected in these trials, a result consistent with the differing sensitivity of reconstruction-error-based and tree-based decision mechanisms to a single feature far outside its training range, although this explanation was not independently verified. This observation, obtained incidentally during demonstration preparation rather than through a designed experiment, provides a concrete illustration of the complementary value of the dual-model architecture described in Section III: an independent detection path continued to function correctly when the primary classifier did not, for reasons unrelated to the simulated attack itself. This finding is not corrected in the present work and is discussed further in Section VII.</w:t>
+        <w:t>During preparation of a live system demonstration using a self-contained simulated attack against a dedicated, disposable directory, the autoencoder consistently triggered a critical alert (anomaly score 1.0, the maximum value obtainable under the normalization used at the time) across three independent trials, while the XGBoost classifier output a goodware label in all three. This discrepancy was initially attributed to the process monitor operating system-wide rather than being scoped to the monitored directory: the monitor observed its own process, whose machine learning library dependencies caused the dll_loaded feature to exceed eleven thousand within the aggregation window, a value more than one hundred times larger than any value present in the training data, rendering the classifier's output on this input effectively undefined rather than a considered judgment. The autoencoder's behavior in these trials was at the time interpreted as a complementary detection path continuing to function correctly when the classifier did not.</w:t>
+      </w:r>
+    </w:p>
+    <w:p>
+      <w:pPr>
+        <w:spacing w:after="0"/>
+        <w:ind w:firstLine="288"/>
+        <w:jc w:val="both"/>
+      </w:pPr>
+      <w:r>
+        <w:rPr>
+          <w:rFonts w:ascii="Times New Roman" w:hAnsi="Times New Roman"/>
+          <w:sz w:val="20"/>
+        </w:rPr>
+        <w:t xml:space="preserve">A subsequent negative-control experiment tested this interpretation directly. The same monitoring stack was run against the same disposable directory for an equivalent duration, without executing the attack simulator. The classifier correctly reported a goodware label (confidence 86.1%), but the anomaly score reached 280.47 — a value obtainable only after a separate correction, reported in Section IV-G, removed an upper cap of 1.0 present in the score computation used during the original trials — indicating an anomaly signal substantially more extreme than that observed during the original attack trials, with no attack present. This result does not support the original interpretation: the anomaly-based alert reaches a comparably extreme, or more extreme, level in the complete absence of an attack, under conditions differing from the original trials only in whether the attack simulator was executed. The autoencoder's alert during the original demonstration is therefore better explained as a response to the same system-wide process-monitoring artifact that affected the classifier, rather than as an independent detection of the simulated attack. This finding is discussed further in Section VI and is not corrected in the present work; Section VII proposes scoping the process monitor to exclude its own process identity as the most direct remediation.</w:t>
       </w:r>
     </w:p>
     <w:p>
@@ -2711,7 +2697,7 @@
           <w:rFonts w:ascii="Times New Roman" w:hAnsi="Times New Roman"/>
           <w:sz w:val="20"/>
         </w:rPr>
-        <w:t>The host-level proxy measurements described in Section III-A are directionally consistent with the behavior they approximate but are not numerically equivalent to the sandbox-derived, API-hooked values present in the training data for the ransomware classes, which were retained unchanged from the source dataset.</w:t>
+        <w:t>The host-level proxy measurements described in Section III-A are directionally consistent with the behavior they approximate but are not numerically equivalent to the sandbox-derived, API-hooked values present in the training data for the ransomware classes, which were retained unchanged from the source dataset. A specific barrier to closing this gap was investigated during this work: the Event Tracing for Windows provider most directly relevant to cryptographic API-call volume, Microsoft-Windows-Threat-Intelligence, restricts consumption to processes running as a Protected-Process-Light at the Antimalware-Light signer level, which requires a driver co-signed by Microsoft; this is a substantially higher barrier than the administrator privilege or Performance Log Users group membership sufficient for ordinary ETW providers such as process, file, and registry creation events, and was not available within this project's resources. Upgrading the file, process, and registry monitors to ETW-based collection, which requires only the lower privilege tier, remains a tractable improvement not pursued in the present work; closing the apistats proxy gap specifically does not appear tractable without either a Microsoft-signed driver or equivalent kernel-level instrumentation.</w:t>
       </w:r>
     </w:p>
     <w:p>
@@ -2725,7 +2711,7 @@
           <w:rFonts w:ascii="Times New Roman" w:hAnsi="Times New Roman"/>
           <w:sz w:val="20"/>
         </w:rPr>
-        <w:t>The 93.00% recall on the encryptor class, established in Section V-C to be unresponsive to class weighting or threshold adjustment, remains an unresolved limitation of the current feature representation.</w:t>
+        <w:t>The 93.00% recall on the encryptor class, established in Section V-C to be unresponsive to class weighting or threshold adjustment, is attributable to a specific, identified cause rather than an unexplained model limitation: forty encryptor-ransomware rows in the training data are feature-identical, at the twelve-feature resolution used by this system, to two hundred fifty-five goodware rows, imposing a recall ceiling of 95.0% independent of model calibration. Closing this gap fully would require either features that distinguish these particular rows or a different data source for the affected encryptor samples; both are noted as future work.</w:t>
       </w:r>
     </w:p>
     <w:p>
@@ -2739,7 +2725,7 @@
           <w:rFonts w:ascii="Times New Roman" w:hAnsi="Times New Roman"/>
           <w:sz w:val="20"/>
         </w:rPr>
-        <w:t>The autoencoder F1-score fluctuation reported in Section V-B remains unexplained; a tested hypothesis did not account for the observed behavior, and this is reported as an open question rather than an asserted cause.</w:t>
+        <w:t>The autoencoder F1-score fluctuation reported in Section V-B is now substantially, though not completely, explained: repeating model training across ten random seeds with identical data and architecture reproduces approximately 55% of the previously observed fluctuation range, indicating that unseeded model initialization was a major, previously uncontrolled source of variation in every reported retraining figure prior to this work. The remaining variation may still reflect genuine effects of the data and methodology changes made across retraining cycles, which this analysis cannot isolate from seed variation using the historical figures alone, as those figures were not themselves computed across multiple seeds.</w:t>
       </w:r>
     </w:p>
     <w:p>
@@ -2753,7 +2739,35 @@
           <w:rFonts w:ascii="Times New Roman" w:hAnsi="Times New Roman"/>
           <w:sz w:val="20"/>
         </w:rPr>
-        <w:t>The dataset, at 2,999 rows with substantial class imbalance, is modest in scale, and the reported confidence interval should not be interpreted as evidence of generalization to a larger or more diverse population.</w:t>
+        <w:t xml:space="preserve">The corrections reported in Section IV-G indicate that the evaluation methodology used to assess a machine learning security system warrants the same structured scrutiny as the deployment pipeline: both the original cross-validation accuracy and the original autoencoder F1-score were computed correctly given their respective evaluation protocols, but the protocols themselves permitted memorization (Section V-A) and train/evaluation overlap (Section V-B) that a superficially reasonable methodology did not, by itself, prevent.</w:t>
+      </w:r>
+    </w:p>
+    <w:p>
+      <w:pPr>
+        <w:spacing w:after="0"/>
+        <w:ind w:firstLine="288"/>
+        <w:jc w:val="both"/>
+      </w:pPr>
+      <w:r>
+        <w:rPr>
+          <w:rFonts w:ascii="Times New Roman" w:hAnsi="Times New Roman"/>
+          <w:sz w:val="20"/>
+        </w:rPr>
+        <w:t xml:space="preserve">The negative-control result reported in Section V-E indicates that the dual-model architecture's anomaly-detection path, as currently implemented, does not reliably distinguish a live attack from the monitoring system's own resource footprint in the tested environment, and the complementary-detection argument for combining a supervised classifier with an unsupervised anomaly detector, while theoretically motivated (Section I), is not currently supported by the live demonstration evidence collected for this system. This does not indicate that the underlying architectural motivation is unsound, only that the specific implementation's process-monitoring scope must be corrected, and independently validated with a negative control, before this system's live demonstration can be cited as evidence for it.</w:t>
+      </w:r>
+    </w:p>
+    <w:p>
+      <w:pPr>
+        <w:spacing w:after="0"/>
+        <w:ind w:firstLine="288"/>
+        <w:jc w:val="both"/>
+      </w:pPr>
+      <w:r>
+        <w:rPr>
+          <w:rFonts w:ascii="Times New Roman" w:hAnsi="Times New Roman"/>
+          <w:sz w:val="20"/>
+        </w:rPr>
+        <w:t>The dataset, at 2,999 rows with substantial class imbalance and, for the locker-ransomware class, as few as sixty distinct feature vectors, is modest in scale; the reported accuracy interval reflects uncertainty in the estimate obtained from this specific dataset and should not be interpreted as evidence of generalization to a larger or more diverse population.</w:t>
       </w:r>
     </w:p>
     <w:p>
@@ -2831,7 +2845,7 @@
           <w:rFonts w:ascii="Times New Roman" w:hAnsi="Times New Roman"/>
           <w:sz w:val="20"/>
         </w:rPr>
-        <w:t>This paper presented WatchRansom, a real-time behavioral ransomware detection system combining a supervised classifier with an unsupervised anomaly detector, achieving a mean ten-fold cross-validated accuracy of 98.10% with perfect precision on both ransomware classes. Beyond this result, a structured validation of the boundary between offline training and live deployment identified and corrected defects across feature availability, temporal sampling, threshold calibration, computational feasibility, data pipeline robustness, and response integration, together with two negative results clarifying the origin of the system's remaining recall limitation. [Expand: restate the central claim that deployment-pipeline validation warrants evaluation rigor comparable to model accuracy, in final form.]</w:t>
+        <w:t>This paper presented WatchRansom, a real-time behavioral ransomware detection system combining a supervised classifier with an unsupervised anomaly detector. A structured validation of the boundary between offline training and live deployment identified and corrected defects across feature availability, temporal sampling, threshold calibration, computational feasibility, data pipeline robustness, and response integration. A second validation pass, applying the same methodology to the evaluation pipeline itself, found that the system's originally reported 98.10% cross-validated accuracy was inflated by duplicate-vector leakage and corrected it to a mean of 85.50% under group-aware, repeated cross-validation, found that the autoencoder's reported F1-score had been computed on data overlapping its own training set and corrected it to a held-out mean of 0.637, and — via a negative-control experiment — found that the system's anomaly-based alert does not reliably distinguish a live attack from the monitoring system's own resource footprint, contradicting an initial, favorable interpretation of the system's own live demonstration. [Expand: restate the central claim that both deployment-pipeline correctness and evaluation-methodology validity warrant scrutiny comparable to model accuracy, in final form.]</w:t>
       </w:r>
     </w:p>
     <w:p>
@@ -2858,7 +2872,7 @@
           <w:rFonts w:ascii="Times New Roman" w:hAnsi="Times New Roman"/>
           <w:sz w:val="20"/>
         </w:rPr>
-        <w:t>Replacement of the host-level proxy features with true kernel-level API instrumentation, for example through an Event Tracing for Windows consumer.</w:t>
+        <w:t>Replacement of the apistats proxy with true kernel-level API instrumentation. This was investigated during the present work: the most directly applicable Event Tracing for Windows provider, Microsoft-Windows-Threat-Intelligence, requires a consumer process running as a Protected-Process-Light at the Antimalware-Light signer level, requiring a driver co-signed by Microsoft, and was not accessible within this project's resources; the directory_enumerated and tree_command_line proxies could be replaced with ordinary, lower-privilege ETW providers (process and file creation events), which was not attempted in the present work.</w:t>
       </w:r>
     </w:p>
     <w:p>
@@ -2872,19 +2886,6 @@
           <w:sz w:val="20"/>
         </w:rPr>
         <w:t>Regeneration of the ransomware-class training data using the same live-proxy measurement method applied to the goodware corpus, for exact consistency between training and deployment feature semantics.</w:t>
-      </w:r>
-    </w:p>
-    <w:p>
-      <w:pPr>
-        <w:pStyle w:val="ListBullet"/>
-        <w:ind w:left="360"/>
-      </w:pPr>
-      <w:r>
-        <w:rPr>
-          <w:rFonts w:ascii="Times New Roman" w:hAnsi="Times New Roman"/>
-          <w:sz w:val="20"/>
-        </w:rPr>
-        <w:t>Further investigation of the unexplained autoencoder F1-score fluctuation reported in Section V-B.</w:t>
       </w:r>
     </w:p>
     <w:p>
@@ -2923,7 +2924,7 @@
           <w:rFonts w:ascii="Times New Roman" w:hAnsi="Times New Roman"/>
           <w:sz w:val="20"/>
         </w:rPr>
-        <w:t>Correction of the process-monitor scoping issue reported in Section V-E, for example by excluding the monitoring process's own identity from resampling.</w:t>
+        <w:t>Evaluation of the filesystem restriction and network isolation response actions in an isolated virtual environment.</w:t>
       </w:r>
     </w:p>
     <w:p>
@@ -2936,7 +2937,20 @@
           <w:rFonts w:ascii="Times New Roman" w:hAnsi="Times New Roman"/>
           <w:sz w:val="20"/>
         </w:rPr>
-        <w:t>Evaluation of the filesystem restriction and network isolation response actions in an isolated virtual environment.</w:t>
+        <w:t xml:space="preserve">Correction of the process-monitor scoping issue underlying the finding in Section V-E by excluding the monitoring process's own identity from resampling, and repetition of the live demonstration and its negative control before citing the result as evidence for the dual-model architecture's complementary-detection claim.</w:t>
+      </w:r>
+    </w:p>
+    <w:p>
+      <w:pPr>
+        <w:pStyle w:val="ListBullet"/>
+        <w:ind w:left="360"/>
+      </w:pPr>
+      <w:r>
+        <w:rPr>
+          <w:rFonts w:ascii="Times New Roman" w:hAnsi="Times New Roman"/>
+          <w:sz w:val="20"/>
+        </w:rPr>
+        <w:t xml:space="preserve">Investigation of the residual autoencoder F1-score variation not accounted for by the seed-variance analysis in Section V-B, and extension of the group-aware evaluation correction in Section IV-G to a repeated-measures design for per-class metrics, not only overall accuracy.</w:t>
       </w:r>
     </w:p>
     <w:p>
@@ -2966,6 +2980,66 @@
       </w:r>
     </w:p>
     <w:p>
+      <w:pPr>
+        <w:ind w:left="288" w:hanging="288"/>
+      </w:pPr>
+      <w:r>
+        <w:rPr>
+          <w:rFonts w:ascii="Times New Roman" w:hAnsi="Times New Roman"/>
+          <w:sz w:val="18"/>
+        </w:rPr>
+        <w:t xml:space="preserve">[2] M. Masum, M. J. H. Faruk, H. Shahriar, K. Qian, D. Lo, and M. I. Adnan, "Ransomware Classification and Detection With Machine Learning Algorithms," in Proc. 2022 IEEE 12th Annu. Computing and Communication Workshop and Conference (CCWC), 2022.</w:t>
+      </w:r>
+    </w:p>
+    <w:p>
+      <w:pPr>
+        <w:ind w:left="288" w:hanging="288"/>
+      </w:pPr>
+      <w:r>
+        <w:rPr>
+          <w:rFonts w:ascii="Times New Roman" w:hAnsi="Times New Roman"/>
+          <w:sz w:val="18"/>
+        </w:rPr>
+        <w:t xml:space="preserve">[3] W. Song, S. Karanam, Y. Xiao, J. Qi, N. Dautenhahn, N. Meng, E. Ferrari, and D. Yao, "Crypto-Ransomware and Their Defenses: In-depth Behavioral Characterization, Discussion of Deployability, and New Insights," arXiv:2306.02270, 2023.</w:t>
+      </w:r>
+    </w:p>
+    <w:p>
+      <w:pPr>
+        <w:ind w:left="288" w:hanging="288"/>
+      </w:pPr>
+      <w:r>
+        <w:rPr>
+          <w:rFonts w:ascii="Times New Roman" w:hAnsi="Times New Roman"/>
+          <w:sz w:val="18"/>
+        </w:rPr>
+        <w:t xml:space="preserve">[4] F. C. Onwuegbuche, A. Olaoluwa, A. D. Jurcut, and L. Pasquale, "MLRan: A Behavioural Dataset for Ransomware Analysis and Detection," arXiv:2505.18613, 2025.</w:t>
+      </w:r>
+    </w:p>
+    <w:p>
+      <w:pPr>
+        <w:ind w:left="288" w:hanging="288"/>
+      </w:pPr>
+      <w:r>
+        <w:rPr>
+          <w:rFonts w:ascii="Times New Roman" w:hAnsi="Times New Roman"/>
+          <w:sz w:val="18"/>
+        </w:rPr>
+        <w:t xml:space="preserve">[5] R. Almuhanna and S. Dardouri, "A deep learning/machine learning approach for anomaly based network intrusion detection," Frontiers in Artificial Intelligence, 2025.</w:t>
+      </w:r>
+    </w:p>
+    <w:p>
+      <w:pPr>
+        <w:ind w:left="288" w:hanging="288"/>
+      </w:pPr>
+      <w:r>
+        <w:rPr>
+          <w:rFonts w:ascii="Times New Roman" w:hAnsi="Times New Roman"/>
+          <w:sz w:val="18"/>
+        </w:rPr>
+        <w:t xml:space="preserve">[6] G. Liu, D. Caragea, X. Ou, and S. Roy, "The Impact of Train-Test Leakage on Machine Learning-based Android Malware Detection," arXiv:2410.19364, 2024.</w:t>
+      </w:r>
+    </w:p>
+    <w:p>
       <w:r>
         <w:rPr>
           <w:rFonts w:ascii="Times New Roman" w:hAnsi="Times New Roman"/>
@@ -2973,7 +3047,7 @@
           <w:color w:val="B00000"/>
           <w:sz w:val="18"/>
         </w:rPr>
-        <w:t>[TODO: Add remaining IEEE-numbered references for related work and introduction citations before submission.]</w:t>
+        <w:t>[TODO: Citations [2]-[6] added for related-work coverage of ransomware ML detection, hybrid autoencoder+classifier architectures, and malware-detection evaluation leakage. Introduction citations (incident statistics, industry reports per Section I's TODO) remain open.]</w:t>
       </w:r>
     </w:p>
     <w:sectPr>

--- a/paper_draft/WatchRansom_IEEE_Paper.docx
+++ b/paper_draft/WatchRansom_IEEE_Paper.docx
@@ -2463,6 +2463,20 @@
     </w:p>
     <w:p>
       <w:pPr>
+        <w:spacing w:after="0"/>
+        <w:ind w:firstLine="288"/>
+        <w:jc w:val="both"/>
+      </w:pPr>
+      <w:r>
+        <w:rPr>
+          <w:rFonts w:ascii="Times New Roman" w:hAnsi="Times New Roman"/>
+          <w:sz w:val="20"/>
+        </w:rPr>
+        <w:t xml:space="preserve">The proposed remediation — excluding the monitoring process's own identity from process_monitor.py's resampling — was subsequently implemented and re-tested, rather than left as a proposal. Paired runs against the identical folder and window, before and after this change, and with and without the attack simulator invoked, gave: negative control, before the fix, P(goodware) 0.8610, anomaly score 280.47; negative control, after the fix, P(goodware) 0.9996, anomaly score 124.27; a run with the attack simulator invoked, after the fix, P(goodware) 0.9869, anomaly score 106.94. The fix produces a real, measurable improvement — a 55.7% reduction in the no-attack anomaly score, and an increase in classifier confidence and stability — confirming the monitoring process's own footprint was a genuine contributor. It does not, however, restore attack detection: the anomaly score during the actual attack (106.94) is lower than the post-fix no-attack score (124.27), and the classifier remains highly confident in the goodware label during the attack. Neither model discriminates attack from no-attack after this correction, indicating at least one further, uncontrolled noise source is present on this development machine beyond the monitoring process's own identity — consistent with a dll_loaded value of 10,812 already present in the self-collected goodware corpus and attributed, at the time it was collected, to other concurrently running software. The finding reported above is therefore correct but incomplete: the underlying issue is not that the monitor observes itself specifically, but that it is not robust to any sufficiently heavy process running on the monitored host, of which its own process was one identifiable, but not the only, example.</w:t>
+      </w:r>
+    </w:p>
+    <w:p>
+      <w:pPr>
         <w:spacing w:before="120" w:after="60"/>
       </w:pPr>
       <w:r>
@@ -2753,7 +2767,7 @@
           <w:rFonts w:ascii="Times New Roman" w:hAnsi="Times New Roman"/>
           <w:sz w:val="20"/>
         </w:rPr>
-        <w:t xml:space="preserve">The negative-control result reported in Section V-E indicates that the dual-model architecture's anomaly-detection path, as currently implemented, does not reliably distinguish a live attack from the monitoring system's own resource footprint in the tested environment, and the complementary-detection argument for combining a supervised classifier with an unsupervised anomaly detector, while theoretically motivated (Section I), is not currently supported by the live demonstration evidence collected for this system. This does not indicate that the underlying architectural motivation is unsound, only that the specific implementation's process-monitoring scope must be corrected, and independently validated with a negative control, before this system's live demonstration can be cited as evidence for it.</w:t>
+        <w:t>The negative-control result reported in Section V-E indicates that the dual-model architecture's anomaly-detection path, as currently implemented, does not reliably distinguish a live attack from the monitoring system's own resource footprint in the tested environment. The most direct proposed remediation — excluding the monitoring process's own identity from resampling — was implemented and re-tested, and produced a measurable improvement (a 55.7% reduction in the no-attack anomaly score) without restoring attack/no-attack discrimination: the anomaly score during an actual attack, after this correction, remained lower than the no-attack score under the same correction. This indicates the underlying issue is broader than the monitoring process's own identity: the process monitor is not robust to any sufficiently heavy process running on the host, and closing this gap fully requires a mechanism that does not depend on knowing which specific process to exclude in advance, such as clipping or winsorizing extreme per-process feature values before scaling. The complementary-detection argument for combining a classifier with an anomaly detector remains theoretically motivated (Section I) but is not currently supported by this system's own live-demonstration evidence, before or after the attempted correction.</w:t>
       </w:r>
     </w:p>
     <w:p>
@@ -2937,7 +2951,20 @@
           <w:rFonts w:ascii="Times New Roman" w:hAnsi="Times New Roman"/>
           <w:sz w:val="20"/>
         </w:rPr>
-        <w:t xml:space="preserve">Correction of the process-monitor scoping issue underlying the finding in Section V-E by excluding the monitoring process's own identity from resampling, and repetition of the live demonstration and its negative control before citing the result as evidence for the dual-model architecture's complementary-detection claim.</w:t>
+        <w:t>Robustness of process monitoring to heavy legitimate software. Excluding the monitoring process's own identity from resampling (Section V-E) was implemented and produced a real, measured improvement without restoring attack/no-attack discrimination, indicating the issue is broader than one specific process. Candidate directions not attempted in the present work: clipping or winsorizing extreme per-process feature values before scaling, so that no single outlier process can dominate classification or reconstruction error regardless of which process it is; or restricting monitoring to a defined allowlist rather than excluding individual known PIDs after the fact.</w:t>
+      </w:r>
+    </w:p>
+    <w:p>
+      <w:pPr>
+        <w:pStyle w:val="ListBullet"/>
+        <w:ind w:left="360"/>
+      </w:pPr>
+      <w:r>
+        <w:rPr>
+          <w:rFonts w:ascii="Times New Roman" w:hAnsi="Times New Roman"/>
+          <w:sz w:val="20"/>
+        </w:rPr>
+        <w:t xml:space="preserve">Repetition of the live demonstration, once the robustness issue above is addressed, before citing any future run's result as evidence for the dual-model architecture's complementary-detection claim - neither the original demonstration nor the corrected re-test reported in Section V-E currently supports that claim.</w:t>
       </w:r>
     </w:p>
     <w:p>

--- a/paper_draft/WatchRansom_IEEE_Paper.docx
+++ b/paper_draft/WatchRansom_IEEE_Paper.docx
@@ -2472,7 +2472,7 @@
           <w:rFonts w:ascii="Times New Roman" w:hAnsi="Times New Roman"/>
           <w:sz w:val="20"/>
         </w:rPr>
-        <w:t xml:space="preserve">The proposed remediation — excluding the monitoring process's own identity from process_monitor.py's resampling — was subsequently implemented and re-tested, rather than left as a proposal. Paired runs against the identical folder and window, before and after this change, and with and without the attack simulator invoked, gave: negative control, before the fix, P(goodware) 0.8610, anomaly score 280.47; negative control, after the fix, P(goodware) 0.9996, anomaly score 124.27; a run with the attack simulator invoked, after the fix, P(goodware) 0.9869, anomaly score 106.94. The fix produces a real, measurable improvement — a 55.7% reduction in the no-attack anomaly score, and an increase in classifier confidence and stability — confirming the monitoring process's own footprint was a genuine contributor. It does not, however, restore attack detection: the anomaly score during the actual attack (106.94) is lower than the post-fix no-attack score (124.27), and the classifier remains highly confident in the goodware label during the attack. Neither model discriminates attack from no-attack after this correction, indicating at least one further, uncontrolled noise source is present on this development machine beyond the monitoring process's own identity — consistent with a dll_loaded value of 10,812 already present in the self-collected goodware corpus and attributed, at the time it was collected, to other concurrently running software. The finding reported above is therefore correct but incomplete: the underlying issue is not that the monitor observes itself specifically, but that it is not robust to any sufficiently heavy process running on the monitored host, of which its own process was one identifiable, but not the only, example.</w:t>
+        <w:t>The proposed remediation — excluding the monitoring process's own identity from process_monitor.py's resampling — was implemented and re-tested first. Result: a real but insufficient improvement (a 55.7% reduction in the no-attack anomaly score) that did not restore attack/no-attack discrimination, since the anomaly score during an actual attack remained lower than the no-attack score under the same correction. This was root-caused to a second, distinct issue: dll_loaded is a per-window sum of loaded-module counts across every observed process, so any sufficiently heavy but benign process - not only the monitoring process itself - can push it far outside the range either ransomware class reaches in training (class E maximum 109, class L maximum 44). A second correction clipped dll_loaded to 150 before either model receives it, a value grounded in the training distribution (above both ransomware classes' observed maxima and goodware's 99th percentile of 121, two orders of magnitude below the self-noise-driven outliers) and deliberately not applied to apistats, which legitimately reaches into the hundreds or thousands for class E and would lose genuine attack signal under the same treatment. Paired re-verification with both corrections in place: negative control, P(goodware) 0.9960, anomaly score 6.23; a run with the attack simulator invoked, P(goodware) 0.9985, anomaly score 13.45. The no-attack anomaly score fell 97.8% from the original, uncorrected value, and for the first time in this investigation the anomaly score discriminates in the correct direction, with the attack-run score exceeding the no-attack score by a factor of 2.16. Two limitations remain: the classifier still reports goodware at 99.85% confidence during the attack, attributable to a distinct, previously documented cause (directory_enumerated, the classifier's highest-importance feature, is capped at approximately nine in this demonstration's eight-subdirectory folder, against a training-data median of fourteen and a 90th-percentile value of 809 for class E); and both the pre- and post-correction anomaly scores exceed the currently deployed anomaly_threshold by a wide margin, so a critical alert would still be raised on ordinary activity in this environment, since the threshold was not recalibrated against the new, substantially lower noise floor established by this correction.</w:t>
       </w:r>
     </w:p>
     <w:p>
@@ -2767,7 +2767,7 @@
           <w:rFonts w:ascii="Times New Roman" w:hAnsi="Times New Roman"/>
           <w:sz w:val="20"/>
         </w:rPr>
-        <w:t>The negative-control result reported in Section V-E indicates that the dual-model architecture's anomaly-detection path, as currently implemented, does not reliably distinguish a live attack from the monitoring system's own resource footprint in the tested environment. The most direct proposed remediation — excluding the monitoring process's own identity from resampling — was implemented and re-tested, and produced a measurable improvement (a 55.7% reduction in the no-attack anomaly score) without restoring attack/no-attack discrimination: the anomaly score during an actual attack, after this correction, remained lower than the no-attack score under the same correction. This indicates the underlying issue is broader than the monitoring process's own identity: the process monitor is not robust to any sufficiently heavy process running on the host, and closing this gap fully requires a mechanism that does not depend on knowing which specific process to exclude in advance, such as clipping or winsorizing extreme per-process feature values before scaling. The complementary-detection argument for combining a classifier with an anomaly detector remains theoretically motivated (Section I) but is not currently supported by this system's own live-demonstration evidence, before or after the attempted correction.</w:t>
+        <w:t>The negative-control result reported in Section V-E indicates that the dual-model architecture's anomaly-detection path, as originally implemented, did not reliably distinguish a live attack from the monitoring system's own resource footprint in the tested environment. Two corrections, applied in sequence and each measured against the same paired negative-control/attack-run methodology, closed most - though not all - of this gap: excluding the monitoring process's own identity from resampling, and clipping the dll_loaded feature specifically, chosen because its values are a property of which software happens to be running rather than of attacker behavior, unlike apistats, which was deliberately left unclipped to preserve genuine attack signal. Together these reduced the no-attack anomaly score by 97.8% and, for the first time in this investigation, produced an anomaly score that discriminates in the correct direction between attack and no-attack conditions. The classifier's continued failure to detect the demonstrated attack is attributable to a separate, already-documented limitation - the demonstration folder is too small for directory_enumerated to reach training-scale values - rather than to unresolved noise. The complementary-detection argument for combining a classifier with an anomaly detector is, following these corrections, supported by this system's own re-tested evidence for the first time, though the deployed anomaly threshold has not yet been recalibrated to reflect the corrected noise floor, and the classifier-side limitation remains open.</w:t>
       </w:r>
     </w:p>
     <w:p>
@@ -2951,7 +2951,7 @@
           <w:rFonts w:ascii="Times New Roman" w:hAnsi="Times New Roman"/>
           <w:sz w:val="20"/>
         </w:rPr>
-        <w:t>Robustness of process monitoring to heavy legitimate software. Excluding the monitoring process's own identity from resampling (Section V-E) was implemented and produced a real, measured improvement without restoring attack/no-attack discrimination, indicating the issue is broader than one specific process. Candidate directions not attempted in the present work: clipping or winsorizing extreme per-process feature values before scaling, so that no single outlier process can dominate classification or reconstruction error regardless of which process it is; or restricting monitoring to a defined allowlist rather than excluding individual known PIDs after the fact.</w:t>
+        <w:t>Recalibration of the deployed anomaly threshold against the noise floor established by the dll_loaded clipping correction (Section V-E). Both the pre- and post-correction anomaly scores in that section exceed the currently deployed threshold, so a critical alert would still be raised on ordinary activity in this environment despite the 97.8% reduction in the underlying score; closing this requires re-running the threshold-calibration procedure described in Section III-D under the corrected feature regime, not attempted in the present work.</w:t>
       </w:r>
     </w:p>
     <w:p>
